--- a/Articles/12-mobile-bases/article.docx
+++ b/Articles/12-mobile-bases/article.docx
@@ -70,7 +70,7 @@
     </w:p>
     <w:p>
       <w:r>
-        <w:t xml:space="preserve">Every small-shop owner eventually hits the same wall: you've got a table saw, a jointer, a planer, maybe a bandsaw, and about 60% of the floor space you'd need to keep them all set up at once. Mobile bases solve that, but not every tool needs one, and putting the wrong tool on wheels can hurt your work instead of helping it.</w:t>
+        <w:t xml:space="preserve">Every small shop hits the same wall eventually: a table saw, a jointer, a planer, maybe a bandsaw, and about 60% of the floor space you'd need to leave all of them set up at once. Mobile bases are the fix for that — mostly. Put the wrong tool on wheels, though, and you haven't saved space. You've just introduced a wobble you didn't have before.</w:t>
       </w:r>
     </w:p>
     <w:p>
@@ -83,7 +83,7 @@
     </w:p>
     <w:p>
       <w:r>
-        <w:t xml:space="preserve">The value of a mobile base isn't just "it's easier to move." It's that you can reconfigure your entire floor plan around whatever you're actually building that day. Ripping sheet goods needs open space in front of and behind the table saw; face-jointing rough lumber needs a clear run at the jointer. You rarely need both set up simultaneously — so instead of compromising both permanently, you roll the saw out, rip your stock, then roll it back against the wall and pull out the jointer. In a two-car-garage shop, that's often the difference between a workable layout and one where you're constantly squeezing between machines.</w:t>
+        <w:t xml:space="preserve">The simple answer is that a mobile base makes a tool easier to move. The real answer is that it lets you rebuild your whole floor plan around whatever you're actually building that day. Ripping sheet goods needs open space in front of and behind the table saw. Face-jointing rough lumber needs a clear run at the jointer. You almost never need both set up at the same time — so instead of permanently compromising on both, you roll the saw out, rip your stock, roll it back against the wall, and pull the jointer out instead. In a two-car-garage shop, that's often the whole difference between a layout that works and one where you're sidestepping machines every time you cross the room.</w:t>
       </w:r>
     </w:p>
     <w:p>
@@ -112,7 +112,7 @@
     </w:p>
     <w:p>
       <w:r>
-        <w:t xml:space="preserve">Mobility earns its keep on anything big, heavy, and not used constantly:</w:t>
+        <w:t xml:space="preserve">Mobility earns its keep on anything big, heavy, and not running every single day:</w:t>
       </w:r>
     </w:p>
     <w:p>
@@ -130,7 +130,7 @@
         <w:t xml:space="preserve">Table saws</w:t>
       </w:r>
       <w:r>
-        <w:t xml:space="preserve"> — the single most common candidate. Cabinet and contractor saws are heavy enough that repositioning by hand is miserable, and you rarely need the saw parked in the same spot for every operation.</w:t>
+        <w:t xml:space="preserve"> — the obvious first candidate. Cabinet and contractor saws are heavy enough that shoving them around by hand is flat-out miserable, and you rarely need the saw parked in the same spot for every operation anyway.</w:t>
       </w:r>
     </w:p>
     <w:p>
@@ -148,7 +148,7 @@
         <w:t xml:space="preserve">Jointers</w:t>
       </w:r>
       <w:r>
-        <w:t xml:space="preserve"> — used in bursts rather than continuously, and they eat a long, narrow footprint that's rarely worth dedicating permanently.</w:t>
+        <w:t xml:space="preserve"> — used in bursts, not continuously, and they eat up a long, narrow strip of floor that's rarely worth handing over permanently.</w:t>
       </w:r>
     </w:p>
     <w:p>
@@ -166,7 +166,7 @@
         <w:t xml:space="preserve">Planers</w:t>
       </w:r>
       <w:r>
-        <w:t xml:space="preserve"> — need clear infeed/outfeed space that's usually only needed while actively milling a batch of stock.</w:t>
+        <w:t xml:space="preserve"> — need clear infeed and outfeed space, and that space only actually matters while you're milling a batch of stock, not the rest of the week.</w:t>
       </w:r>
     </w:p>
     <w:p>
@@ -184,12 +184,12 @@
         <w:t xml:space="preserve">Bandsaws</w:t>
       </w:r>
       <w:r>
-        <w:t xml:space="preserve"> — heavy, used intermittently for resawing or curved cuts, and easy to tuck against a wall between uses if it rolls.</w:t>
-      </w:r>
-    </w:p>
-    <w:p>
-      <w:r>
-        <w:t xml:space="preserve">The common thread: these are tools you don't use every time you're in the shop, with a footprint that's large relative to how often it's actually needed.</w:t>
+        <w:t xml:space="preserve"> — heavy, used on and off for resawing or curved cuts, and easy enough to tuck against a wall between jobs once it's on wheels.</w:t>
+      </w:r>
+    </w:p>
+    <w:p>
+      <w:r>
+        <w:t xml:space="preserve">The pattern's the same across all four: big footprint, occasional use. That's exactly the combination mobility was invented for.</w:t>
       </w:r>
     </w:p>
     <w:p>
@@ -202,7 +202,7 @@
     </w:p>
     <w:p>
       <w:r>
-        <w:t xml:space="preserve">Not everything benefits from wheels. A drill press has a small footprint, gets used briefly and often, and its accuracy depends on the column being solidly planted — little upside to rolling it around. A dedicated sharpening station is the same story: small footprint, frequent short visits, and it's genuinely useful to always find it in the same spot. Dust collectors are a mixed case — a small shop-vac-style collector benefits from mobility if it's servicing multiple stations, but a larger cyclone unit with fixed ducting is usually better off stationary. Small footprint plus constant use means stationary wins; wheels just add complexity you don't need.</w:t>
+        <w:t xml:space="preserve">Not everything benefits from wheels, and this is where people overdo it. A drill press has a small footprint, gets used constantly for quick jobs, and its accuracy depends on that column staying solidly planted — rolling it around buys you nothing but a headache. A dedicated sharpening station is the same story: small footprint, frequent short visits, and real value in always knowing exactly where it is. Dust collectors split the difference — a small shop-vac-style unit earns its wheels if it's servicing more than one station, but a larger cyclone with fixed ducting is usually better off bolted down for good. Small footprint plus constant use means stationary wins. Wheels just add complexity you didn't need.</w:t>
       </w:r>
     </w:p>
     <w:p>
@@ -215,7 +215,7 @@
     </w:p>
     <w:p>
       <w:r>
-        <w:t xml:space="preserve">Universal mobile bases — adjustable steel frames that clamp or bolt onto the feet of almost any stationary tool — are the flexible, budget-friendly option, and a good one works fine for jointers, bandsaws, and smaller tools. But for a table saw specifically, a tool-specific base built for that exact saw model usually outperforms a universal one. Purpose-built bases (the kind </w:t>
+        <w:t xml:space="preserve">Universal mobile bases — adjustable steel frames that clamp or bolt onto the feet of almost any stationary tool — are the flexible, budget-friendly option, and a decent one does the job fine for jointers, bandsaws, and smaller tools. A table saw is the exception. There, a base built specifically for that saw model usually beats a universal frame, no contest. Purpose-built bases — the kind </w:t>
       </w:r>
       <w:hyperlink r:id="rIdLink0">
         <w:r>
@@ -239,7 +239,7 @@
         </w:r>
       </w:hyperlink>
       <w:r>
-        <w:t xml:space="preserve"> both sell) are engineered around that saw's specific footprint and center of gravity, so they lock down more securely and level out flatter than a generic frame trying to fit a shape it wasn't designed for. If one exists for your exact model, it's usually worth the extra cost — the fit and lock quality difference is noticeable the first time you're pushing stock through the blade.</w:t>
+        <w:t xml:space="preserve"> both sell — are engineered around that exact saw's footprint and center of gravity, so they lock down tighter and sit flatter than a generic frame doing its best to fit a shape it was never designed for. If one exists for your model, spend the extra money on it. You'll notice the fit and lock quality difference the first time you push stock through the blade, not months later when something's already gone wrong.</w:t>
       </w:r>
     </w:p>
     <w:p>
@@ -268,7 +268,7 @@
     </w:p>
     <w:p>
       <w:r>
-        <w:t xml:space="preserve">Every mobile base lists a weight capacity, and it's tempting to eyeball it against the tool's listed weight and call it good. Don't undersize it. A cabinet saw with a cast iron top, extension wings, and an attached router table insert can easily run well past what the bare saw's spec sheet says, and a base rated right at the edge of your tool's weight will wear out its casters and locking mechanism faster than one with real margin. Look for a base rated at least 20-30% above your tool's actual all-up weight — saw plus wings, fence rail, and any permanently mounted accessories — rather than the bare minimum spec.</w:t>
+        <w:t xml:space="preserve">Every mobile base lists a weight capacity, and it's tempting to eyeball that number against the tool's listed weight and call it settled. Don't undersize it. A cabinet saw with a cast iron top, extension wings, and a router table insert bolted on can easily run well past whatever the bare saw's spec sheet claims, and a base rated right at the edge of your tool's actual weight wears out its casters and locking mechanism faster than one with real margin to spare. Look for a base rated at least 20-30% above your tool's true all-up weight — saw, wings, fence rail, and anything else permanently mounted — not just the bare minimum printed on the box.</w:t>
       </w:r>
     </w:p>
     <w:p>
@@ -281,12 +281,12 @@
     </w:p>
     <w:p>
       <w:r>
-        <w:t xml:space="preserve">This is the detail that catches people off guard: a mobile base only works if it locks down flat and rigid, every time. For tools where accuracy matters — a table saw above all — a base that doesn't fully lock, or that's sitting on a floor with even a slight dip, can throw the table out of level enough to affect cut quality. A saw that rocks under a locked base gives inconsistent depth of cut and can throw off a fence alignment you dialed in the week before. Before trusting a freshly-rolled-into-place saw with a precision cut, put a level on the table and check it — don't assume the lock mechanism guarantees flat. Some shops keep their table saw on a dedicated concrete pad for exactly this reason, so the lock position is consistent every time it rolls back into place.</w:t>
-      </w:r>
-    </w:p>
-    <w:p>
-      <w:r>
-        <w:t xml:space="preserve">If you're juggling which tools stay mobile and which stay put, it helps to actually see the floor space and clearances laid out first — </w:t>
+        <w:t xml:space="preserve">Here's the detail that catches people off guard: a mobile base only does its job if it locks down flat and rigid, every single time. For tools where accuracy matters — a table saw above all — a base that doesn't fully lock, or that's sitting on a floor with even a slight dip, can throw the table out of level just enough to wreck a cut. A saw that rocks under a "locked" base gives you inconsistent depth of cut, and it can knock a fence alignment out that you spent ten minutes dialing in the week before. So before you trust a freshly-rolled-into-place saw with anything precise, put a level on the table and actually check it — don't just assume the lock mechanism guarantees flat, because it doesn't always. Some shops keep their table saw parked on a dedicated concrete pad for exactly this reason, so the lock position is identical every time it rolls back home.</w:t>
+      </w:r>
+    </w:p>
+    <w:p>
+      <w:r>
+        <w:t xml:space="preserve">Still sorting out which tools stay mobile and which get bolted down for good? Don't guess at it on paper — lay out the actual floor space and swing clearances first. </w:t>
       </w:r>
       <w:hyperlink r:id="rIdLink2">
         <w:r>
@@ -294,11 +294,11 @@
             <w:color w:val="1E3A8A"/>
             <w:u w:val="single"/>
           </w:rPr>
-          <w:t xml:space="preserve">plan your mobile tool zones and swing clearances</w:t>
+          <w:t xml:space="preserve">Plan your mobile tool zones and swing clearances</w:t>
         </w:r>
       </w:hyperlink>
       <w:r>
-        <w:t xml:space="preserve"> in Kerph before you commit to a base for each machine.</w:t>
+        <w:t xml:space="preserve"> in Kerph before you spend money on a base for each machine.</w:t>
       </w:r>
     </w:p>
     <w:sectPr>

--- a/Articles/12-mobile-bases/article.docx
+++ b/Articles/12-mobile-bases/article.docx
@@ -66,6 +66,19 @@
             </a:graphic>
           </wp:inline>
         </w:drawing>
+      </w:r>
+    </w:p>
+    <w:p>
+      <w:pPr>
+        <w:spacing w:after="200"/>
+      </w:pPr>
+      <w:r>
+        <w:rPr>
+          <w:sz w:val="16"/>
+          <w:color w:val="94A3B8"/>
+          <w:caps/>
+        </w:rPr>
+        <w:t xml:space="preserve">Kerph Garage Tips · kerphplans.com</w:t>
       </w:r>
     </w:p>
     <w:p>

--- a/Articles/12-mobile-bases/article.docx
+++ b/Articles/12-mobile-bases/article.docx
@@ -69,19 +69,6 @@
       </w:r>
     </w:p>
     <w:p>
-      <w:pPr>
-        <w:spacing w:after="200"/>
-      </w:pPr>
-      <w:r>
-        <w:rPr>
-          <w:sz w:val="16"/>
-          <w:color w:val="94A3B8"/>
-          <w:caps/>
-        </w:rPr>
-        <w:t xml:space="preserve">Kerph Garage Tips · kerphplans.com</w:t>
-      </w:r>
-    </w:p>
-    <w:p>
       <w:r>
         <w:t xml:space="preserve">Every small shop hits the same wall eventually: a table saw, a jointer, a planer, maybe a bandsaw, and about 60% of the floor space you'd need to leave all of them set up at once. Mobile bases are the fix for that — mostly. Put the wrong tool on wheels, though, and you haven't saved space. You've just introduced a wobble you didn't have before.</w:t>
       </w:r>
